--- a/doc.docx
+++ b/doc.docx
@@ -11,7 +11,6 @@
           <w:szCs w:val="24"/>
         </w:rPr>
       </w:pPr>
-      <w:bookmarkStart w:id="0" w:name="_GoBack"/>
       <w:r>
         <w:rPr>
           <w:rFonts w:ascii="Times New Roman" w:eastAsia="Times New Roman" w:hAnsi="Times New Roman" w:cs="Times New Roman"/>
@@ -2404,7 +2403,7 @@
           <w:sz w:val="36"/>
           <w:szCs w:val="36"/>
         </w:rPr>
-        <w:t>day 6</w:t>
+        <w:t>day 8</w:t>
       </w:r>
       <w:r>
         <w:rPr>
@@ -2653,7 +2652,7 @@
           <w:sz w:val="36"/>
           <w:szCs w:val="36"/>
         </w:rPr>
-        <w:t>day 7</w:t>
+        <w:t>day 9</w:t>
       </w:r>
       <w:r>
         <w:rPr>
@@ -3030,7 +3029,29 @@
           <w:sz w:val="36"/>
           <w:szCs w:val="36"/>
         </w:rPr>
-        <w:t>day 8, concept</w:t>
+        <w:t xml:space="preserve">day </w:t>
+      </w:r>
+      <w:r>
+        <w:rPr>
+          <w:rFonts w:ascii="Times New Roman" w:eastAsia="Times New Roman" w:hAnsi="Times New Roman" w:cs="Times New Roman"/>
+          <w:b/>
+          <w:bCs/>
+          <w:color w:val="000000"/>
+          <w:sz w:val="36"/>
+          <w:szCs w:val="36"/>
+        </w:rPr>
+        <w:t>10</w:t>
+      </w:r>
+      <w:r>
+        <w:rPr>
+          <w:rFonts w:ascii="Times New Roman" w:eastAsia="Times New Roman" w:hAnsi="Times New Roman" w:cs="Times New Roman"/>
+          <w:b/>
+          <w:bCs/>
+          <w:color w:val="000000"/>
+          <w:sz w:val="36"/>
+          <w:szCs w:val="36"/>
+        </w:rPr>
+        <w:t>, concept</w:t>
       </w:r>
       <w:r>
         <w:rPr>
@@ -3302,7 +3323,7 @@
           <w:sz w:val="36"/>
           <w:szCs w:val="36"/>
         </w:rPr>
-        <w:t>9</w:t>
+        <w:t>11</w:t>
       </w:r>
       <w:r>
         <w:rPr>
@@ -3492,7 +3513,7 @@
           <w:sz w:val="36"/>
           <w:szCs w:val="36"/>
         </w:rPr>
-        <w:t>10</w:t>
+        <w:t>12</w:t>
       </w:r>
       <w:r>
         <w:rPr>
@@ -3719,7 +3740,7 @@
           <w:sz w:val="36"/>
           <w:szCs w:val="36"/>
         </w:rPr>
-        <w:t>11</w:t>
+        <w:t>13</w:t>
       </w:r>
       <w:r>
         <w:rPr>
@@ -3913,7 +3934,7 @@
           <w:sz w:val="36"/>
           <w:szCs w:val="36"/>
         </w:rPr>
-        <w:t>12</w:t>
+        <w:t>14</w:t>
       </w:r>
       <w:r>
         <w:rPr>
@@ -4473,7 +4494,7 @@
           <w:sz w:val="36"/>
           <w:szCs w:val="36"/>
         </w:rPr>
-        <w:t>13</w:t>
+        <w:t>15</w:t>
       </w:r>
       <w:r>
         <w:rPr>
@@ -4673,7 +4694,7 @@
           <w:sz w:val="36"/>
           <w:szCs w:val="36"/>
         </w:rPr>
-        <w:t>14</w:t>
+        <w:t>16</w:t>
       </w:r>
       <w:r>
         <w:rPr>
@@ -4883,7 +4904,18 @@
           <w:sz w:val="36"/>
           <w:szCs w:val="36"/>
         </w:rPr>
-        <w:t>15, practical</w:t>
+        <w:t>17</w:t>
+      </w:r>
+      <w:r>
+        <w:rPr>
+          <w:rFonts w:ascii="Times New Roman" w:eastAsia="Times New Roman" w:hAnsi="Times New Roman" w:cs="Times New Roman"/>
+          <w:b/>
+          <w:bCs/>
+          <w:color w:val="000000"/>
+          <w:sz w:val="36"/>
+          <w:szCs w:val="36"/>
+        </w:rPr>
+        <w:t>, practical</w:t>
       </w:r>
       <w:r>
         <w:rPr>
@@ -5065,7 +5097,7 @@
           <w:sz w:val="36"/>
           <w:szCs w:val="36"/>
         </w:rPr>
-        <w:t>16</w:t>
+        <w:t>18</w:t>
       </w:r>
       <w:r>
         <w:rPr>
@@ -5284,7 +5316,7 @@
           <w:sz w:val="36"/>
           <w:szCs w:val="36"/>
         </w:rPr>
-        <w:t>17</w:t>
+        <w:t>19</w:t>
       </w:r>
       <w:r>
         <w:rPr>
@@ -5702,7 +5734,7 @@
           <w:sz w:val="36"/>
           <w:szCs w:val="36"/>
         </w:rPr>
-        <w:t>18</w:t>
+        <w:t>20</w:t>
       </w:r>
       <w:r>
         <w:rPr>
@@ -6088,7 +6120,7 @@
           <w:sz w:val="36"/>
           <w:szCs w:val="36"/>
         </w:rPr>
-        <w:t>19</w:t>
+        <w:t>21</w:t>
       </w:r>
       <w:r>
         <w:rPr>
@@ -6434,7 +6466,7 @@
           <w:sz w:val="36"/>
           <w:szCs w:val="36"/>
         </w:rPr>
-        <w:t>20</w:t>
+        <w:t>22</w:t>
       </w:r>
       <w:r>
         <w:rPr>
@@ -6756,7 +6788,7 @@
           <w:sz w:val="36"/>
           <w:szCs w:val="36"/>
         </w:rPr>
-        <w:t>21</w:t>
+        <w:t>23</w:t>
       </w:r>
       <w:r>
         <w:rPr>
@@ -7156,7 +7188,7 @@
           <w:sz w:val="36"/>
           <w:szCs w:val="36"/>
         </w:rPr>
-        <w:t>22</w:t>
+        <w:t>24</w:t>
       </w:r>
       <w:r>
         <w:rPr>
@@ -7374,7 +7406,7 @@
           <w:sz w:val="36"/>
           <w:szCs w:val="36"/>
         </w:rPr>
-        <w:t>23</w:t>
+        <w:t>25</w:t>
       </w:r>
       <w:r>
         <w:rPr>
@@ -7611,7 +7643,7 @@
           </mc:Choice>
           <mc:Fallback>
             <w:pict>
-              <v:rect w14:anchorId="06D7C11A" id="Rectangle 8" o:spid="_x0000_s1026" alt="data:image/png;base64,iVBORw0KGgoAAAANSUhEUgAAAAEAAAACCAYAAACZgbYnAAAAAXNSR0IArs4c6QAAAAtJREFUGFdjYIABAAAKAAGvCxcwAAAAAElFTkSuQmCC" style="width:.5pt;height:1.5pt;visibility:visible;mso-wrap-style:square;mso-left-percent:-10001;mso-top-percent:-10001;mso-position-horizontal:absolute;mso-position-horizontal-relative:char;mso-position-vertical:absolute;mso-position-vertical-relative:line;mso-left-percent:-10001;mso-top-percent:-10001;v-text-anchor:top" o:gfxdata="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" filled="f" stroked="f">
+              <v:rect w14:anchorId="701B1732" id="Rectangle 8" o:spid="_x0000_s1026" alt="data:image/png;base64,iVBORw0KGgoAAAANSUhEUgAAAAEAAAACCAYAAACZgbYnAAAAAXNSR0IArs4c6QAAAAtJREFUGFdjYIABAAAKAAGvCxcwAAAAAElFTkSuQmCC" style="width:.5pt;height:1.5pt;visibility:visible;mso-wrap-style:square;mso-left-percent:-10001;mso-top-percent:-10001;mso-position-horizontal:absolute;mso-position-horizontal-relative:char;mso-position-vertical:absolute;mso-position-vertical-relative:line;mso-left-percent:-10001;mso-top-percent:-10001;v-text-anchor:top" o:gfxdata="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" filled="f" stroked="f">
                 <o:lock v:ext="edit" aspectratio="t"/>
                 <w10:anchorlock/>
               </v:rect>
@@ -7671,7 +7703,7 @@
           <w:sz w:val="36"/>
           <w:szCs w:val="36"/>
         </w:rPr>
-        <w:t>24</w:t>
+        <w:t>26</w:t>
       </w:r>
       <w:r>
         <w:rPr>
@@ -7857,7 +7889,7 @@
           </mc:Choice>
           <mc:Fallback>
             <w:pict>
-              <v:rect w14:anchorId="367E0C69" id="Rectangle 7" o:spid="_x0000_s1026" alt="data:image/png;base64,iVBORw0KGgoAAAANSUhEUgAAAAEAAAACCAYAAACZgbYnAAAAAXNSR0IArs4c6QAAAAtJREFUGFdjYIABAAAKAAGvCxcwAAAAAElFTkSuQmCC" style="width:.5pt;height:1.5pt;visibility:visible;mso-wrap-style:square;mso-left-percent:-10001;mso-top-percent:-10001;mso-position-horizontal:absolute;mso-position-horizontal-relative:char;mso-position-vertical:absolute;mso-position-vertical-relative:line;mso-left-percent:-10001;mso-top-percent:-10001;v-text-anchor:top" o:gfxdata="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" filled="f" stroked="f">
+              <v:rect w14:anchorId="3CC623C5" id="Rectangle 7" o:spid="_x0000_s1026" alt="data:image/png;base64,iVBORw0KGgoAAAANSUhEUgAAAAEAAAACCAYAAACZgbYnAAAAAXNSR0IArs4c6QAAAAtJREFUGFdjYIABAAAKAAGvCxcwAAAAAElFTkSuQmCC" style="width:.5pt;height:1.5pt;visibility:visible;mso-wrap-style:square;mso-left-percent:-10001;mso-top-percent:-10001;mso-position-horizontal:absolute;mso-position-horizontal-relative:char;mso-position-vertical:absolute;mso-position-vertical-relative:line;mso-left-percent:-10001;mso-top-percent:-10001;v-text-anchor:top" o:gfxdata="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" filled="f" stroked="f">
                 <o:lock v:ext="edit" aspectratio="t"/>
                 <w10:anchorlock/>
               </v:rect>
@@ -7917,7 +7949,7 @@
           <w:sz w:val="36"/>
           <w:szCs w:val="36"/>
         </w:rPr>
-        <w:t>25</w:t>
+        <w:t>27</w:t>
       </w:r>
       <w:r>
         <w:rPr>
@@ -8091,7 +8123,7 @@
           </mc:Choice>
           <mc:Fallback>
             <w:pict>
-              <v:rect w14:anchorId="1234337F" id="Rectangle 6" o:spid="_x0000_s1026" alt="data:image/png;base64,iVBORw0KGgoAAAANSUhEUgAAAAEAAAACCAYAAACZgbYnAAAAAXNSR0IArs4c6QAAAAtJREFUGFdjYIABAAAKAAGvCxcwAAAAAElFTkSuQmCC" style="width:.5pt;height:1.5pt;visibility:visible;mso-wrap-style:square;mso-left-percent:-10001;mso-top-percent:-10001;mso-position-horizontal:absolute;mso-position-horizontal-relative:char;mso-position-vertical:absolute;mso-position-vertical-relative:line;mso-left-percent:-10001;mso-top-percent:-10001;v-text-anchor:top" o:gfxdata="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" filled="f" stroked="f">
+              <v:rect w14:anchorId="2B36727B" id="Rectangle 6" o:spid="_x0000_s1026" alt="data:image/png;base64,iVBORw0KGgoAAAANSUhEUgAAAAEAAAACCAYAAACZgbYnAAAAAXNSR0IArs4c6QAAAAtJREFUGFdjYIABAAAKAAGvCxcwAAAAAElFTkSuQmCC" style="width:.5pt;height:1.5pt;visibility:visible;mso-wrap-style:square;mso-left-percent:-10001;mso-top-percent:-10001;mso-position-horizontal:absolute;mso-position-horizontal-relative:char;mso-position-vertical:absolute;mso-position-vertical-relative:line;mso-left-percent:-10001;mso-top-percent:-10001;v-text-anchor:top" o:gfxdata="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" filled="f" stroked="f">
                 <o:lock v:ext="edit" aspectratio="t"/>
                 <w10:anchorlock/>
               </v:rect>
@@ -8151,7 +8183,7 @@
           <w:sz w:val="36"/>
           <w:szCs w:val="36"/>
         </w:rPr>
-        <w:t>26</w:t>
+        <w:t>28</w:t>
       </w:r>
       <w:r>
         <w:rPr>
@@ -8405,7 +8437,7 @@
           </mc:Choice>
           <mc:Fallback>
             <w:pict>
-              <v:rect w14:anchorId="08974176" id="Rectangle 5" o:spid="_x0000_s1026" alt="data:image/png;base64,iVBORw0KGgoAAAANSUhEUgAAAAEAAAACCAYAAACZgbYnAAAAAXNSR0IArs4c6QAAAAtJREFUGFdjYIABAAAKAAGvCxcwAAAAAElFTkSuQmCC" style="width:.5pt;height:1.5pt;visibility:visible;mso-wrap-style:square;mso-left-percent:-10001;mso-top-percent:-10001;mso-position-horizontal:absolute;mso-position-horizontal-relative:char;mso-position-vertical:absolute;mso-position-vertical-relative:line;mso-left-percent:-10001;mso-top-percent:-10001;v-text-anchor:top" o:gfxdata="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" filled="f" stroked="f">
+              <v:rect w14:anchorId="3D93206C" id="Rectangle 5" o:spid="_x0000_s1026" alt="data:image/png;base64,iVBORw0KGgoAAAANSUhEUgAAAAEAAAACCAYAAACZgbYnAAAAAXNSR0IArs4c6QAAAAtJREFUGFdjYIABAAAKAAGvCxcwAAAAAElFTkSuQmCC" style="width:.5pt;height:1.5pt;visibility:visible;mso-wrap-style:square;mso-left-percent:-10001;mso-top-percent:-10001;mso-position-horizontal:absolute;mso-position-horizontal-relative:char;mso-position-vertical:absolute;mso-position-vertical-relative:line;mso-left-percent:-10001;mso-top-percent:-10001;v-text-anchor:top" o:gfxdata="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" filled="f" stroked="f">
                 <o:lock v:ext="edit" aspectratio="t"/>
                 <w10:anchorlock/>
               </v:rect>
@@ -8480,7 +8512,7 @@
           </mc:Choice>
           <mc:Fallback>
             <w:pict>
-              <v:rect w14:anchorId="0C27DF76" id="Rectangle 4" o:spid="_x0000_s1026" alt="data:image/png;base64,iVBORw0KGgoAAAANSUhEUgAAAAEAAAACCAYAAACZgbYnAAAAAXNSR0IArs4c6QAAAAtJREFUGFdjYIABAAAKAAGvCxcwAAAAAElFTkSuQmCC" style="width:.5pt;height:1.5pt;visibility:visible;mso-wrap-style:square;mso-left-percent:-10001;mso-top-percent:-10001;mso-position-horizontal:absolute;mso-position-horizontal-relative:char;mso-position-vertical:absolute;mso-position-vertical-relative:line;mso-left-percent:-10001;mso-top-percent:-10001;v-text-anchor:top" o:gfxdata="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" filled="f" stroked="f">
+              <v:rect w14:anchorId="4A1CD86E" id="Rectangle 4" o:spid="_x0000_s1026" alt="data:image/png;base64,iVBORw0KGgoAAAANSUhEUgAAAAEAAAACCAYAAACZgbYnAAAAAXNSR0IArs4c6QAAAAtJREFUGFdjYIABAAAKAAGvCxcwAAAAAElFTkSuQmCC" style="width:.5pt;height:1.5pt;visibility:visible;mso-wrap-style:square;mso-left-percent:-10001;mso-top-percent:-10001;mso-position-horizontal:absolute;mso-position-horizontal-relative:char;mso-position-vertical:absolute;mso-position-vertical-relative:line;mso-left-percent:-10001;mso-top-percent:-10001;v-text-anchor:top" o:gfxdata="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" filled="f" stroked="f">
                 <o:lock v:ext="edit" aspectratio="t"/>
                 <w10:anchorlock/>
               </v:rect>
@@ -8565,7 +8597,7 @@
           </mc:Choice>
           <mc:Fallback>
             <w:pict>
-              <v:rect w14:anchorId="5982EDC7" id="Rectangle 1" o:spid="_x0000_s1026" alt="data:image/png;base64,iVBORw0KGgoAAAANSUhEUgAAAAEAAAACCAYAAACZgbYnAAAAAXNSR0IArs4c6QAAAAtJREFUGFdjYIABAAAKAAGvCxcwAAAAAElFTkSuQmCC" style="width:.5pt;height:1.5pt;visibility:visible;mso-wrap-style:square;mso-left-percent:-10001;mso-top-percent:-10001;mso-position-horizontal:absolute;mso-position-horizontal-relative:char;mso-position-vertical:absolute;mso-position-vertical-relative:line;mso-left-percent:-10001;mso-top-percent:-10001;v-text-anchor:top" o:gfxdata="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" filled="f" stroked="f">
+              <v:rect w14:anchorId="1399EBE6" id="Rectangle 1" o:spid="_x0000_s1026" alt="data:image/png;base64,iVBORw0KGgoAAAANSUhEUgAAAAEAAAACCAYAAACZgbYnAAAAAXNSR0IArs4c6QAAAAtJREFUGFdjYIABAAAKAAGvCxcwAAAAAElFTkSuQmCC" style="width:.5pt;height:1.5pt;visibility:visible;mso-wrap-style:square;mso-left-percent:-10001;mso-top-percent:-10001;mso-position-horizontal:absolute;mso-position-horizontal-relative:char;mso-position-vertical:absolute;mso-position-vertical-relative:line;mso-left-percent:-10001;mso-top-percent:-10001;v-text-anchor:top" o:gfxdata="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" filled="f" stroked="f">
                 <o:lock v:ext="edit" aspectratio="t"/>
                 <w10:anchorlock/>
               </v:rect>
@@ -8685,7 +8717,7 @@
           <w:sz w:val="36"/>
           <w:szCs w:val="36"/>
         </w:rPr>
-        <w:t>27</w:t>
+        <w:t>29</w:t>
       </w:r>
       <w:r>
         <w:rPr>
@@ -8854,7 +8886,20 @@
           <w:sz w:val="48"/>
           <w:szCs w:val="48"/>
         </w:rPr>
-        <w:t>7. Grand project (</w:t>
+        <w:t>8</w:t>
+      </w:r>
+      <w:bookmarkStart w:id="0" w:name="_GoBack"/>
+      <w:bookmarkEnd w:id="0"/>
+      <w:r>
+        <w:rPr>
+          <w:rFonts w:ascii="Times New Roman" w:eastAsia="Times New Roman" w:hAnsi="Times New Roman" w:cs="Times New Roman"/>
+          <w:b/>
+          <w:bCs/>
+          <w:color w:val="000000"/>
+          <w:sz w:val="48"/>
+          <w:szCs w:val="48"/>
+        </w:rPr>
+        <w:t>. Grand project (</w:t>
       </w:r>
       <w:r>
         <w:rPr>
@@ -8947,7 +8992,6 @@
         <w:t>)</w:t>
       </w:r>
     </w:p>
-    <w:bookmarkEnd w:id="0"/>
     <w:p/>
     <w:sectPr>
       <w:pgSz w:w="12240" w:h="15840"/>
